--- a/documentacao/arquivos/principal/LabMedSys - Modulo Principal - Administração - Tela 05 Microservices - Anvisa.docx
+++ b/documentacao/arquivos/principal/LabMedSys - Modulo Principal - Administração - Tela 05 Microservices - Anvisa.docx
@@ -3829,7 +3829,7 @@
                 <w:sz w:val="18"/>
                 <w:szCs w:val="20"/>
               </w:rPr>
-              <w:t xml:space="preserve">[usuário de teste]</w:t>
+              <w:t xml:space="preserve">t.semadmin</w:t>
             </w:r>
             <w:r>
               <w:rPr>
